--- a/Projektantrag.docx
+++ b/Projektantrag.docx
@@ -82,11 +82,9 @@
             <w:pPr>
               <w:spacing w:before="60" w:after="60"/>
             </w:pPr>
-            <w:proofErr w:type="spellStart"/>
             <w:r>
               <w:t>Wordery</w:t>
             </w:r>
-            <w:proofErr w:type="spellEnd"/>
           </w:p>
         </w:tc>
       </w:tr>
@@ -269,22 +267,19 @@
               <w:spacing w:before="60" w:after="60"/>
             </w:pPr>
             <w:r>
-              <w:t>0</w:t>
-            </w:r>
-            <w:r>
-              <w:t>1</w:t>
+              <w:t>20</w:t>
             </w:r>
             <w:r>
               <w:t>.</w:t>
             </w:r>
             <w:r>
-              <w:t>02</w:t>
+              <w:t>12</w:t>
             </w:r>
             <w:r>
               <w:t>.202</w:t>
             </w:r>
             <w:r>
-              <w:t>7</w:t>
+              <w:t>6</w:t>
             </w:r>
           </w:p>
         </w:tc>
@@ -693,11 +688,6 @@
               <w:spacing w:before="60" w:after="60"/>
             </w:pPr>
           </w:p>
-          <w:p>
-            <w:pPr>
-              <w:spacing w:before="60" w:after="60"/>
-            </w:pPr>
-          </w:p>
         </w:tc>
       </w:tr>
       <w:tr>
@@ -832,15 +822,7 @@
               <w:spacing w:before="60" w:after="60"/>
             </w:pPr>
             <w:r>
-              <w:t xml:space="preserve">Beim Lernen von Vokabeln und Begriffen fehlt oft die Motivation, da sich Übungen ständig wiederholen. Deshalb soll mit </w:t>
-            </w:r>
-            <w:proofErr w:type="spellStart"/>
-            <w:r>
-              <w:t>Wordery</w:t>
-            </w:r>
-            <w:proofErr w:type="spellEnd"/>
-            <w:r>
-              <w:t xml:space="preserve"> eine Anwendung entwickelt werden, die das Lernen einfacher und interessanter macht. Durch verschiedene Fragetypen und einen Spielmodus sollen die Nutzer motiviert werden, regelmäßig zu üben.</w:t>
+              <w:t>Beim Lernen von Vokabeln und Begriffen fehlt oft die Motivation, da sich Übungen ständig wiederholen. Deshalb soll mit Wordery eine Anwendung entwickelt werden, die das Lernen einfacher und interessanter macht. Durch verschiedene Fragetypen und einen Spielmodus sollen die Nutzer motiviert werden, regelmäßig zu üben.</w:t>
             </w:r>
           </w:p>
         </w:tc>
@@ -882,10 +864,112 @@
               </w:rPr>
             </w:pPr>
             <w:r>
-              <w:t>Entwicklung und Umsetzung eines Programms mit grafischer Benutzeroberfläche zum Trainieren von Begriffen bzw. Vokabeln</w:t>
-            </w:r>
-            <w:r>
-              <w:t>.</w:t>
+              <w:rPr>
+                <w:lang w:val="de-AT"/>
+              </w:rPr>
+              <w:t>Das Ziel dieses Projekts ist</w:t>
+            </w:r>
+            <w:r>
+              <w:rPr>
+                <w:lang w:val="de-AT"/>
+              </w:rPr>
+              <w:t xml:space="preserve"> es aktive</w:t>
+            </w:r>
+            <w:r>
+              <w:rPr>
+                <w:lang w:val="de-AT"/>
+              </w:rPr>
+              <w:t xml:space="preserve"> Nutzer</w:t>
+            </w:r>
+            <w:r>
+              <w:rPr>
+                <w:lang w:val="de-AT"/>
+              </w:rPr>
+              <w:t xml:space="preserve"> </w:t>
+            </w:r>
+            <w:r>
+              <w:rPr>
+                <w:lang w:val="de-AT"/>
+              </w:rPr>
+              <w:t>mit gezielter Werbung</w:t>
+            </w:r>
+            <w:r>
+              <w:rPr>
+                <w:lang w:val="de-AT"/>
+              </w:rPr>
+              <w:t xml:space="preserve"> </w:t>
+            </w:r>
+            <w:r>
+              <w:rPr>
+                <w:lang w:val="de-AT"/>
+              </w:rPr>
+              <w:t>auf Duolingo weiterzuleiten</w:t>
+            </w:r>
+            <w:r>
+              <w:rPr>
+                <w:lang w:val="de-AT"/>
+              </w:rPr>
+              <w:t xml:space="preserve">. </w:t>
+            </w:r>
+            <w:r>
+              <w:rPr>
+                <w:lang w:val="de-AT"/>
+              </w:rPr>
+              <w:t xml:space="preserve">Dadurch </w:t>
+            </w:r>
+            <w:r>
+              <w:rPr>
+                <w:lang w:val="de-AT"/>
+              </w:rPr>
+              <w:t xml:space="preserve">sollen </w:t>
+            </w:r>
+            <w:r>
+              <w:rPr>
+                <w:lang w:val="de-AT"/>
+              </w:rPr>
+              <w:t xml:space="preserve">1500 </w:t>
+            </w:r>
+            <w:r>
+              <w:rPr>
+                <w:lang w:val="de-AT"/>
+              </w:rPr>
+              <w:t>die</w:t>
+            </w:r>
+            <w:r>
+              <w:rPr>
+                <w:lang w:val="de-AT"/>
+              </w:rPr>
+              <w:t>ser</w:t>
+            </w:r>
+            <w:r>
+              <w:rPr>
+                <w:lang w:val="de-AT"/>
+              </w:rPr>
+              <w:t xml:space="preserve"> Nutzer</w:t>
+            </w:r>
+            <w:r>
+              <w:rPr>
+                <w:lang w:val="de-AT"/>
+              </w:rPr>
+              <w:t xml:space="preserve"> im Zeitraum von</w:t>
+            </w:r>
+            <w:r>
+              <w:rPr>
+                <w:lang w:val="de-AT"/>
+              </w:rPr>
+              <w:t xml:space="preserve"> 1 </w:t>
+            </w:r>
+            <w:r>
+              <w:rPr>
+                <w:lang w:val="de-AT"/>
+              </w:rPr>
+              <w:t>Monat auf</w:t>
+            </w:r>
+            <w:r>
+              <w:rPr>
+                <w:lang w:val="de-AT"/>
+              </w:rPr>
+              <w:t xml:space="preserve"> Duolingo ein Abo kaufen.</w:t>
             </w:r>
           </w:p>
         </w:tc>
@@ -937,6 +1021,9 @@
           </w:tcPr>
           <w:p>
             <w:pPr>
+              <w:tabs>
+                <w:tab w:val="center" w:pos="3687"/>
+              </w:tabs>
               <w:spacing w:before="60" w:after="60"/>
               <w:rPr>
                 <w:b/>
@@ -949,6 +1036,13 @@
                 <w:bCs/>
               </w:rPr>
               <w:t>Messbare Ergebnisse</w:t>
+            </w:r>
+            <w:r>
+              <w:rPr>
+                <w:b/>
+                <w:bCs/>
+              </w:rPr>
+              <w:tab/>
             </w:r>
           </w:p>
         </w:tc>
@@ -978,7 +1072,23 @@
                 <w:b/>
                 <w:bCs/>
               </w:rPr>
-              <w:t>Anforderungsanalyse abgeschlossen</w:t>
+              <w:t>An</w:t>
+            </w:r>
+            <w:r>
+              <w:rPr>
+                <w:rFonts w:ascii="Calibri" w:hAnsi="Calibri" w:cs="Calibri"/>
+                <w:b/>
+                <w:bCs/>
+              </w:rPr>
+              <w:t>r</w:t>
+            </w:r>
+            <w:r>
+              <w:rPr>
+                <w:rFonts w:ascii="Calibri" w:hAnsi="Calibri" w:cs="Calibri"/>
+                <w:b/>
+                <w:bCs/>
+              </w:rPr>
+              <w:t>eizsystem</w:t>
             </w:r>
           </w:p>
         </w:tc>
@@ -998,11 +1108,22 @@
               <w:spacing w:before="60" w:after="60" w:line="240" w:lineRule="auto"/>
             </w:pPr>
             <w:r>
-              <w:rPr>
-                <w:rFonts w:ascii="Calibri" w:hAnsi="Calibri" w:cs="Calibri"/>
-                <w:lang w:val="de-AT"/>
-              </w:rPr>
-              <w:t>Use Cases, Fragetypen (Text / Bild) und Speicherformat (Textdatei) sind festgelegt und dokumentiert.</w:t>
+              <w:t xml:space="preserve">60 % der Nutzer, die mindestens </w:t>
+            </w:r>
+            <w:r>
+              <w:t>25</w:t>
+            </w:r>
+            <w:r>
+              <w:t xml:space="preserve"> Punkte gesammelt haben, sind nach 2 Wochen noch aktiv</w:t>
+            </w:r>
+            <w:r>
+              <w:t>.</w:t>
+            </w:r>
+            <w:r>
+              <w:t xml:space="preserve"> </w:t>
+            </w:r>
+            <w:r>
+              <w:t>(Sie loggen sich mehr als einmal in diesen Zeitraum ein)</w:t>
             </w:r>
           </w:p>
         </w:tc>
@@ -1024,15 +1145,16 @@
               <w:rPr>
                 <w:b/>
                 <w:bCs/>
-              </w:rPr>
-            </w:pPr>
-            <w:r>
-              <w:rPr>
-                <w:rFonts w:ascii="Calibri" w:hAnsi="Calibri" w:cs="Calibri"/>
-                <w:b/>
-                <w:bCs/>
-              </w:rPr>
-              <w:t>UML-Konzept fertiggestellt</w:t>
+                <w:lang w:val="de-AT"/>
+              </w:rPr>
+            </w:pPr>
+            <w:r>
+              <w:rPr>
+                <w:b/>
+                <w:bCs/>
+                <w:lang w:val="de-AT"/>
+              </w:rPr>
+              <w:t>Benutzerfreundlichkeit</w:t>
             </w:r>
           </w:p>
         </w:tc>
@@ -1052,57 +1174,31 @@
               <w:spacing w:before="60" w:after="60" w:line="240" w:lineRule="auto"/>
             </w:pPr>
             <w:r>
-              <w:rPr>
-                <w:rFonts w:ascii="Calibri" w:hAnsi="Calibri" w:cs="Calibri"/>
-                <w:lang w:val="de-AT"/>
-              </w:rPr>
-              <w:t>M</w:t>
-            </w:r>
-            <w:r>
-              <w:rPr>
-                <w:rFonts w:ascii="Calibri" w:hAnsi="Calibri" w:cs="Calibri"/>
-                <w:lang w:val="de-AT"/>
-              </w:rPr>
-              <w:t>ode</w:t>
-            </w:r>
-            <w:r>
-              <w:rPr>
-                <w:rFonts w:ascii="Calibri" w:hAnsi="Calibri" w:cs="Calibri"/>
-                <w:lang w:val="de-AT"/>
-              </w:rPr>
-              <w:t xml:space="preserve">, </w:t>
-            </w:r>
-            <w:proofErr w:type="spellStart"/>
-            <w:r>
-              <w:rPr>
-                <w:rFonts w:ascii="Calibri" w:hAnsi="Calibri" w:cs="Calibri"/>
-                <w:lang w:val="de-AT"/>
-              </w:rPr>
-              <w:t>view</w:t>
-            </w:r>
-            <w:proofErr w:type="spellEnd"/>
-            <w:r>
-              <w:rPr>
-                <w:rFonts w:ascii="Calibri" w:hAnsi="Calibri" w:cs="Calibri"/>
-                <w:lang w:val="de-AT"/>
-              </w:rPr>
-              <w:t xml:space="preserve"> und </w:t>
-            </w:r>
-            <w:proofErr w:type="spellStart"/>
-            <w:r>
-              <w:rPr>
-                <w:rFonts w:ascii="Calibri" w:hAnsi="Calibri" w:cs="Calibri"/>
-                <w:lang w:val="de-AT"/>
-              </w:rPr>
-              <w:t>controller</w:t>
-            </w:r>
-            <w:proofErr w:type="spellEnd"/>
-            <w:r>
-              <w:rPr>
-                <w:rFonts w:ascii="Calibri" w:hAnsi="Calibri" w:cs="Calibri"/>
-                <w:lang w:val="de-AT"/>
-              </w:rPr>
-              <w:t xml:space="preserve"> erstellt</w:t>
+              <w:t xml:space="preserve">Der </w:t>
+            </w:r>
+            <w:r>
+              <w:t>Usability</w:t>
+            </w:r>
+            <w:r>
+              <w:t xml:space="preserve"> Test</w:t>
+            </w:r>
+            <w:r>
+              <w:t xml:space="preserve"> mit unseren Testern</w:t>
+            </w:r>
+            <w:r>
+              <w:t xml:space="preserve"> erreicht </w:t>
+            </w:r>
+            <w:r>
+              <w:t>mindestens 7/10 Punkten über einen Zeitraum von 2 Wochen</w:t>
+            </w:r>
+            <w:r>
+              <w:t xml:space="preserve"> </w:t>
+            </w:r>
+            <w:r>
+              <w:t>im Durchschnitt</w:t>
+            </w:r>
+            <w:r>
+              <w:t>.</w:t>
             </w:r>
           </w:p>
         </w:tc>
@@ -1128,27 +1224,17 @@
             </w:pPr>
             <w:r>
               <w:rPr>
-                <w:rFonts w:ascii="Calibri" w:hAnsi="Calibri" w:cs="Calibri"/>
-                <w:b/>
-                <w:bCs/>
-              </w:rPr>
-              <w:t>Verwaltung</w:t>
-            </w:r>
-            <w:r>
-              <w:rPr>
-                <w:rFonts w:ascii="Calibri" w:hAnsi="Calibri" w:cs="Calibri"/>
-                <w:b/>
-                <w:bCs/>
-              </w:rPr>
-              <w:t xml:space="preserve"> </w:t>
-            </w:r>
-            <w:r>
-              <w:rPr>
-                <w:rFonts w:ascii="Calibri" w:hAnsi="Calibri" w:cs="Calibri"/>
-                <w:b/>
-                <w:bCs/>
-              </w:rPr>
-              <w:t>implementiert</w:t>
+                <w:b/>
+                <w:bCs/>
+              </w:rPr>
+              <w:t xml:space="preserve">Verleitung auf </w:t>
+            </w:r>
+            <w:r>
+              <w:rPr>
+                <w:b/>
+                <w:bCs/>
+              </w:rPr>
+              <w:t>Duolingo</w:t>
             </w:r>
           </w:p>
         </w:tc>
@@ -1168,170 +1254,16 @@
               <w:spacing w:before="60" w:after="60" w:line="240" w:lineRule="auto"/>
             </w:pPr>
             <w:r>
-              <w:rPr>
-                <w:rFonts w:ascii="Calibri" w:hAnsi="Calibri" w:cs="Calibri"/>
-                <w:lang w:val="de-AT"/>
-              </w:rPr>
-              <w:t>Speichern von Fragenpools als Textdatei sowie Hinzufügen, Bearbeiten und Löschen einzelner Fragen sind funktionsfähig.</w:t>
-            </w:r>
-          </w:p>
-        </w:tc>
-      </w:tr>
-      <w:tr>
-        <w:trPr>
-          <w:cantSplit/>
-        </w:trPr>
-        <w:tc>
-          <w:tcPr>
-            <w:tcW w:w="2263" w:type="dxa"/>
-            <w:tcBorders>
-              <w:right w:val="nil"/>
-            </w:tcBorders>
-          </w:tcPr>
-          <w:p>
-            <w:pPr>
-              <w:spacing w:before="60" w:after="60"/>
-              <w:rPr>
-                <w:b/>
-                <w:bCs/>
-              </w:rPr>
-            </w:pPr>
-            <w:r>
-              <w:rPr>
-                <w:rFonts w:ascii="Calibri" w:hAnsi="Calibri" w:cs="Calibri"/>
-                <w:b/>
-                <w:bCs/>
-              </w:rPr>
-              <w:t>Quiz-Modus implementiert</w:t>
-            </w:r>
-          </w:p>
-        </w:tc>
-        <w:tc>
-          <w:tcPr>
-            <w:tcW w:w="7515" w:type="dxa"/>
-            <w:tcBorders>
-              <w:left w:val="nil"/>
-            </w:tcBorders>
-          </w:tcPr>
-          <w:p>
-            <w:pPr>
-              <w:numPr>
-                <w:ilvl w:val="0"/>
-                <w:numId w:val="5"/>
-              </w:numPr>
-              <w:spacing w:before="60" w:after="60" w:line="240" w:lineRule="auto"/>
-            </w:pPr>
-            <w:r>
-              <w:rPr>
-                <w:rFonts w:ascii="Calibri" w:hAnsi="Calibri" w:cs="Calibri"/>
-                <w:lang w:val="de-AT"/>
-              </w:rPr>
-              <w:t>Anzeige von Text- und Bildfragen, Antwortvergleich, Punktevergabe und Abschlussstatistik sind funktionsfähig.</w:t>
-            </w:r>
-          </w:p>
-        </w:tc>
-      </w:tr>
-      <w:tr>
-        <w:trPr>
-          <w:cantSplit/>
-        </w:trPr>
-        <w:tc>
-          <w:tcPr>
-            <w:tcW w:w="2263" w:type="dxa"/>
-            <w:tcBorders>
-              <w:right w:val="nil"/>
-            </w:tcBorders>
-          </w:tcPr>
-          <w:p>
-            <w:pPr>
-              <w:spacing w:before="60" w:after="60"/>
-              <w:rPr>
-                <w:b/>
-                <w:bCs/>
-              </w:rPr>
-            </w:pPr>
-            <w:r>
-              <w:rPr>
-                <w:rFonts w:ascii="Calibri" w:hAnsi="Calibri" w:cs="Calibri"/>
-                <w:b/>
-                <w:bCs/>
-              </w:rPr>
-              <w:t>Spielmodus implementiert</w:t>
-            </w:r>
-          </w:p>
-        </w:tc>
-        <w:tc>
-          <w:tcPr>
-            <w:tcW w:w="7515" w:type="dxa"/>
-            <w:tcBorders>
-              <w:left w:val="nil"/>
-            </w:tcBorders>
-          </w:tcPr>
-          <w:p>
-            <w:pPr>
-              <w:pStyle w:val="Listenabsatz"/>
-              <w:numPr>
-                <w:ilvl w:val="0"/>
-                <w:numId w:val="2"/>
-              </w:numPr>
-              <w:spacing w:before="60" w:after="60" w:line="240" w:lineRule="auto"/>
-            </w:pPr>
-            <w:r>
-              <w:rPr>
-                <w:b/>
-              </w:rPr>
-              <w:t>Spielmodus</w:t>
-            </w:r>
-            <w:r>
-              <w:rPr>
-                <w:b/>
-              </w:rPr>
-              <w:t xml:space="preserve"> 1</w:t>
-            </w:r>
-            <w:r>
-              <w:rPr>
-                <w:b/>
-              </w:rPr>
-              <w:t>:</w:t>
-            </w:r>
-            <w:r>
-              <w:t xml:space="preserve">  </w:t>
-            </w:r>
-            <w:r>
-              <w:t xml:space="preserve">In diesem Spielmodus besteht die Aufgabe des Spielers darin, anhand eines Bildes </w:t>
-            </w:r>
-            <w:r>
-              <w:t>den Inhalt du benennen</w:t>
-            </w:r>
-            <w:r>
-              <w:t>. Beispielsweise sieht der Spieler ein Foto eine</w:t>
-            </w:r>
-            <w:r>
-              <w:t xml:space="preserve">r </w:t>
-            </w:r>
-            <w:r>
-              <w:t xml:space="preserve">Schulter Presse Maschine </w:t>
-            </w:r>
-            <w:r>
-              <w:t>auf dem Bildschir</w:t>
-            </w:r>
-            <w:r>
-              <w:t>m</w:t>
-            </w:r>
-            <w:r>
-              <w:t>. Seine Aufgabe ist es</w:t>
-            </w:r>
-            <w:r>
-              <w:t xml:space="preserve"> unter dem Bild im Textfeld </w:t>
-            </w:r>
-            <w:r>
-              <w:t xml:space="preserve">dies </w:t>
-            </w:r>
-            <w:r>
-              <w:t>auf Englisch zu schreiben.</w:t>
-            </w:r>
-            <w:r>
-              <w:t xml:space="preserve"> (Bench press)</w:t>
+              <w:t xml:space="preserve">50% der </w:t>
+            </w:r>
+            <w:r>
+              <w:t xml:space="preserve">Nutzer mit über 15 Punkten </w:t>
+            </w:r>
+            <w:r>
+              <w:t>drücken auf die Werbung für Duolingo</w:t>
+            </w:r>
+            <w:r>
+              <w:t>.</w:t>
             </w:r>
           </w:p>
         </w:tc>
@@ -1384,7 +1316,28 @@
                 <w:rFonts w:ascii="Calibri" w:hAnsi="Calibri" w:cs="Calibri"/>
                 <w:lang w:val="de-AT"/>
               </w:rPr>
-              <w:t>Keine mobile Version (nur Desktop-Anwendung)</w:t>
+              <w:t>Es wird k</w:t>
+            </w:r>
+            <w:r>
+              <w:rPr>
+                <w:rFonts w:ascii="Calibri" w:hAnsi="Calibri" w:cs="Calibri"/>
+                <w:lang w:val="de-AT"/>
+              </w:rPr>
+              <w:t>eine mobile Version</w:t>
+            </w:r>
+            <w:r>
+              <w:rPr>
+                <w:rFonts w:ascii="Calibri" w:hAnsi="Calibri" w:cs="Calibri"/>
+                <w:lang w:val="de-AT"/>
+              </w:rPr>
+              <w:t xml:space="preserve"> entwickelt</w:t>
+            </w:r>
+            <w:r>
+              <w:rPr>
+                <w:rFonts w:ascii="Calibri" w:hAnsi="Calibri" w:cs="Calibri"/>
+                <w:lang w:val="de-AT"/>
+              </w:rPr>
+              <w:t xml:space="preserve"> (nur Desktop-Anwendung)</w:t>
             </w:r>
           </w:p>
           <w:p>
@@ -1406,7 +1359,50 @@
                 <w:rFonts w:ascii="Calibri" w:hAnsi="Calibri" w:cs="Calibri"/>
                 <w:lang w:val="de-AT"/>
               </w:rPr>
-              <w:t>Keine Cloud-Synchronisierung oder Online-Mehrspielermodus</w:t>
+              <w:t>Cloud-Synchronisierung oder Online-Mehrspielermodus</w:t>
+            </w:r>
+            <w:r>
+              <w:rPr>
+                <w:rFonts w:ascii="Calibri" w:hAnsi="Calibri" w:cs="Calibri"/>
+                <w:lang w:val="de-AT"/>
+              </w:rPr>
+              <w:t xml:space="preserve"> werden nicht </w:t>
+            </w:r>
+            <w:r>
+              <w:rPr>
+                <w:rFonts w:ascii="Calibri" w:hAnsi="Calibri" w:cs="Calibri"/>
+                <w:lang w:val="de-AT"/>
+              </w:rPr>
+              <w:t>umgesetzt</w:t>
+            </w:r>
+          </w:p>
+          <w:p>
+            <w:pPr>
+              <w:pStyle w:val="Listenabsatz"/>
+              <w:numPr>
+                <w:ilvl w:val="0"/>
+                <w:numId w:val="16"/>
+              </w:numPr>
+              <w:spacing w:after="40" w:line="240" w:lineRule="auto"/>
+              <w:contextualSpacing w:val="0"/>
+              <w:rPr>
+                <w:rFonts w:ascii="Calibri" w:hAnsi="Calibri" w:cs="Calibri"/>
+                <w:lang w:val="de-AT"/>
+              </w:rPr>
+            </w:pPr>
+            <w:r>
+              <w:rPr>
+                <w:rFonts w:ascii="Calibri" w:hAnsi="Calibri" w:cs="Calibri"/>
+                <w:lang w:val="de-AT"/>
+              </w:rPr>
+              <w:t xml:space="preserve">Es </w:t>
+            </w:r>
+            <w:r>
+              <w:rPr>
+                <w:rFonts w:ascii="Calibri" w:hAnsi="Calibri" w:cs="Calibri"/>
+                <w:lang w:val="de-AT"/>
+              </w:rPr>
+              <w:t>wird kein Account benötigt</w:t>
             </w:r>
           </w:p>
         </w:tc>
@@ -1432,7 +1428,6 @@
                 <w:b/>
                 <w:bCs/>
               </w:rPr>
-              <w:lastRenderedPageBreak/>
               <w:t>Wirkung / Nutzen:</w:t>
             </w:r>
           </w:p>
@@ -1450,23 +1445,63 @@
                 <w:rFonts w:ascii="Calibri" w:hAnsi="Calibri" w:cs="Calibri"/>
                 <w:lang w:val="de-AT"/>
               </w:rPr>
-              <w:t xml:space="preserve">Effizienteres und </w:t>
-            </w:r>
-            <w:proofErr w:type="spellStart"/>
+              <w:t>Effizienteres und motivierenderes Lernen durch regelmäßige Wiederholung. Das Programm ist fachunabhängig einsetzbar (Vokabeln, SEW-Fachbegriffe, Rechtschreibung) und lässt sich leicht um weitere Fragetypen und Spielmodi erweitern.</w:t>
+            </w:r>
             <w:r>
               <w:rPr>
                 <w:rFonts w:ascii="Calibri" w:hAnsi="Calibri" w:cs="Calibri"/>
                 <w:lang w:val="de-AT"/>
               </w:rPr>
-              <w:t>motivierenderes</w:t>
-            </w:r>
-            <w:proofErr w:type="spellEnd"/>
+              <w:t xml:space="preserve"> </w:t>
+            </w:r>
             <w:r>
               <w:rPr>
                 <w:rFonts w:ascii="Calibri" w:hAnsi="Calibri" w:cs="Calibri"/>
                 <w:lang w:val="de-AT"/>
               </w:rPr>
-              <w:t xml:space="preserve"> Lernen durch regelmäßige Wiederholung. Das Programm ist fachunabhängig einsetzbar (Vokabeln, SEW-Fachbegriffe, Rechtschreibung) und lässt sich leicht um weitere Fragetypen und Spielmodi erweitern.</w:t>
+              <w:t xml:space="preserve">Aktive Nutzer </w:t>
+            </w:r>
+            <w:r>
+              <w:rPr>
+                <w:rFonts w:ascii="Calibri" w:hAnsi="Calibri" w:cs="Calibri"/>
+                <w:lang w:val="de-AT"/>
+              </w:rPr>
+              <w:t>werden</w:t>
+            </w:r>
+            <w:r>
+              <w:rPr>
+                <w:rFonts w:ascii="Calibri" w:hAnsi="Calibri" w:cs="Calibri"/>
+                <w:lang w:val="de-AT"/>
+              </w:rPr>
+              <w:t xml:space="preserve"> </w:t>
+            </w:r>
+            <w:r>
+              <w:rPr>
+                <w:rFonts w:ascii="Calibri" w:hAnsi="Calibri" w:cs="Calibri"/>
+                <w:lang w:val="de-AT"/>
+              </w:rPr>
+              <w:t>durch gezielte Werbung</w:t>
+            </w:r>
+            <w:r>
+              <w:rPr>
+                <w:rFonts w:ascii="Calibri" w:hAnsi="Calibri" w:cs="Calibri"/>
+                <w:lang w:val="de-AT"/>
+              </w:rPr>
+              <w:t xml:space="preserve"> </w:t>
+            </w:r>
+            <w:r>
+              <w:rPr>
+                <w:rFonts w:ascii="Calibri" w:hAnsi="Calibri" w:cs="Calibri"/>
+                <w:lang w:val="de-AT"/>
+              </w:rPr>
+              <w:t xml:space="preserve">auf Duolingo </w:t>
+            </w:r>
+            <w:r>
+              <w:rPr>
+                <w:rFonts w:ascii="Calibri" w:hAnsi="Calibri" w:cs="Calibri"/>
+                <w:lang w:val="de-AT"/>
+              </w:rPr>
+              <w:t>weitergeleitet</w:t>
             </w:r>
           </w:p>
         </w:tc>
@@ -1492,6 +1527,7 @@
                 <w:b/>
                 <w:bCs/>
               </w:rPr>
+              <w:lastRenderedPageBreak/>
               <w:t>Projektphasen / Hauptaufgaben:</w:t>
             </w:r>
           </w:p>
@@ -1549,7 +1585,7 @@
               <w:rPr>
                 <w:rFonts w:ascii="Calibri" w:hAnsi="Calibri" w:cs="Calibri"/>
               </w:rPr>
-              <w:t>2. Konzeptentwicklung (UML, MVC-Architektur</w:t>
+              <w:t>2. Konzeptentwicklung (UML, MVC</w:t>
             </w:r>
             <w:r>
               <w:rPr>
@@ -1637,25 +1673,13 @@
               <w:rPr>
                 <w:rFonts w:ascii="Calibri" w:hAnsi="Calibri" w:cs="Calibri"/>
               </w:rPr>
-              <w:t xml:space="preserve"> &amp;</w:t>
+              <w:t xml:space="preserve"> </w:t>
             </w:r>
             <w:r>
               <w:rPr>
                 <w:rFonts w:ascii="Calibri" w:hAnsi="Calibri" w:cs="Calibri"/>
               </w:rPr>
-              <w:t xml:space="preserve"> </w:t>
-            </w:r>
-            <w:r>
-              <w:rPr>
-                <w:rFonts w:ascii="Calibri" w:hAnsi="Calibri" w:cs="Calibri"/>
-              </w:rPr>
-              <w:t xml:space="preserve"> </w:t>
-            </w:r>
-            <w:r>
-              <w:rPr>
-                <w:rFonts w:ascii="Calibri" w:hAnsi="Calibri" w:cs="Calibri"/>
-              </w:rPr>
-              <w:t>Fehlerbehebungen</w:t>
+              <w:t>&amp; Fehlerbehebungen</w:t>
             </w:r>
           </w:p>
           <w:p>
@@ -1744,19 +1768,22 @@
               <w:spacing w:before="60" w:after="60" w:line="240" w:lineRule="auto"/>
             </w:pPr>
             <w:r>
-              <w:t>Nutzer finden d</w:t>
-            </w:r>
-            <w:r>
-              <w:t xml:space="preserve">en Spielmodus </w:t>
-            </w:r>
-            <w:r>
-              <w:t>langweilig</w:t>
-            </w:r>
-            <w:r>
-              <w:t xml:space="preserve"> und</w:t>
-            </w:r>
-            <w:r>
-              <w:t xml:space="preserve"> nicht hilfreich</w:t>
+              <w:t xml:space="preserve">Die App wurde nicht </w:t>
+            </w:r>
+            <w:r>
+              <w:t>Benutzerfreundlich genug gestaltet</w:t>
+            </w:r>
+          </w:p>
+          <w:p>
+            <w:pPr>
+              <w:numPr>
+                <w:ilvl w:val="0"/>
+                <w:numId w:val="5"/>
+              </w:numPr>
+              <w:spacing w:before="60" w:after="60" w:line="240" w:lineRule="auto"/>
+            </w:pPr>
+            <w:r>
+              <w:t>Schlechte Aufgabenverteilung (Aufgabenlast wurde ungleichmäßig verteilt)</w:t>
             </w:r>
           </w:p>
         </w:tc>
@@ -1852,11 +1879,17 @@
               <w:t xml:space="preserve">Projektmanager: 200 Std. × </w:t>
             </w:r>
             <w:r>
-              <w:t>30</w:t>
+              <w:t>12</w:t>
+            </w:r>
+            <w:r>
+              <w:t>0</w:t>
             </w:r>
             <w:r>
               <w:t xml:space="preserve"> €</w:t>
             </w:r>
+            <w:r>
+              <w:t xml:space="preserve"> </w:t>
+            </w:r>
           </w:p>
           <w:p>
             <w:pPr>
@@ -1872,10 +1905,10 @@
               <w:t>2</w:t>
             </w:r>
             <w:r>
-              <w:t>50 Std. × 2</w:t>
-            </w:r>
-            <w:r>
-              <w:t>8</w:t>
+              <w:t>50 Std. ×</w:t>
+            </w:r>
+            <w:r>
+              <w:t xml:space="preserve"> 100</w:t>
             </w:r>
             <w:r>
               <w:t xml:space="preserve"> €</w:t>
@@ -1892,10 +1925,10 @@
               <w:t>1</w:t>
             </w:r>
             <w:r>
-              <w:t>50 Std. × 2</w:t>
-            </w:r>
-            <w:r>
-              <w:t>5</w:t>
+              <w:t xml:space="preserve">50 Std. × </w:t>
+            </w:r>
+            <w:r>
+              <w:t>95</w:t>
             </w:r>
             <w:r>
               <w:t xml:space="preserve"> €</w:t>
@@ -1909,10 +1942,10 @@
               <w:t xml:space="preserve">Marketing: 100 Std. </w:t>
             </w:r>
             <w:r>
-              <w:t>× 2</w:t>
-            </w:r>
-            <w:r>
-              <w:t>0</w:t>
+              <w:t xml:space="preserve">× </w:t>
+            </w:r>
+            <w:r>
+              <w:t>85</w:t>
             </w:r>
             <w:r>
               <w:t xml:space="preserve"> €</w:t>
@@ -1971,19 +2004,13 @@
               <w:spacing w:before="60" w:after="60"/>
             </w:pPr>
             <w:r>
-              <w:t>ca. 1</w:t>
-            </w:r>
-            <w:r>
-              <w:t>8</w:t>
-            </w:r>
-            <w:r>
-              <w:t>.</w:t>
-            </w:r>
-            <w:r>
-              <w:t>75</w:t>
-            </w:r>
-            <w:r>
-              <w:t xml:space="preserve">0 €  </w:t>
+              <w:t xml:space="preserve">ca. </w:t>
+            </w:r>
+            <w:r>
+              <w:t>71.750</w:t>
+            </w:r>
+            <w:r>
+              <w:t xml:space="preserve">€  </w:t>
             </w:r>
           </w:p>
         </w:tc>
@@ -2043,7 +2070,13 @@
               <w:t>‑</w:t>
             </w:r>
             <w:r>
-              <w:t>Lizenzen:</w:t>
+              <w:t>Lizenzen</w:t>
+            </w:r>
+            <w:r>
+              <w:t xml:space="preserve"> (IDE und UML-Programm)</w:t>
+            </w:r>
+            <w:r>
+              <w:t>:</w:t>
             </w:r>
           </w:p>
         </w:tc>
@@ -2137,37 +2170,6 @@
             <w:pPr>
               <w:spacing w:before="60" w:after="60"/>
             </w:pPr>
-            <w:r>
-              <w:t xml:space="preserve">Arbeitsplätze, </w:t>
-            </w:r>
-            <w:proofErr w:type="spellStart"/>
-            <w:r>
-              <w:t>I</w:t>
-            </w:r>
-            <w:r>
-              <w:t>D</w:t>
-            </w:r>
-            <w:r>
-              <w:t>E‘s</w:t>
-            </w:r>
-            <w:proofErr w:type="spellEnd"/>
-            <w:r>
-              <w:t>, Präsentationsräume</w:t>
-            </w:r>
-            <w:r>
-              <w:t xml:space="preserve">, </w:t>
-            </w:r>
-            <w:proofErr w:type="gramStart"/>
-            <w:r>
-              <w:t xml:space="preserve">UML </w:t>
-            </w:r>
-            <w:r>
-              <w:t>Programm</w:t>
-            </w:r>
-            <w:proofErr w:type="gramEnd"/>
-            <w:r>
-              <w:t xml:space="preserve">, </w:t>
-            </w:r>
           </w:p>
         </w:tc>
       </w:tr>
@@ -2221,28 +2223,14 @@
                 <w:b/>
                 <w:bCs/>
               </w:rPr>
-              <w:t>19</w:t>
-            </w:r>
-            <w:r>
-              <w:rPr>
-                <w:b/>
-                <w:bCs/>
-              </w:rPr>
-              <w:t>.</w:t>
-            </w:r>
-            <w:r>
-              <w:rPr>
-                <w:b/>
-                <w:bCs/>
-              </w:rPr>
-              <w:t>550</w:t>
-            </w:r>
-            <w:r>
-              <w:rPr>
-                <w:b/>
-                <w:bCs/>
-              </w:rPr>
-              <w:t xml:space="preserve"> €</w:t>
+              <w:t>72.550</w:t>
+            </w:r>
+            <w:r>
+              <w:rPr>
+                <w:b/>
+                <w:bCs/>
+              </w:rPr>
+              <w:t>€</w:t>
             </w:r>
           </w:p>
         </w:tc>
@@ -2294,7 +2282,10 @@
               <w:t>t</w:t>
             </w:r>
             <w:r>
-              <w:t>. Langfristig Steigerung des Markenwerts und der Nutzerzahlen.</w:t>
+              <w:t>.</w:t>
+            </w:r>
+            <w:r>
+              <w:t xml:space="preserve"> </w:t>
             </w:r>
           </w:p>
         </w:tc>
@@ -2334,7 +2325,7 @@
               <w:spacing w:before="60" w:after="60"/>
             </w:pPr>
             <w:r>
-              <w:t>Keine</w:t>
+              <w:t>Mögliche verbessrungsanfragen vom Auftragsgeber</w:t>
             </w:r>
           </w:p>
         </w:tc>
@@ -3385,6 +3376,8 @@
         </w:tc>
       </w:tr>
     </w:tbl>
+    <w:p/>
+    <w:p/>
     <w:p/>
     <w:tbl>
       <w:tblPr>
@@ -6528,6 +6521,81 @@
 </file>
 
 <file path=customXml/item1.xml><?xml version="1.0" encoding="utf-8"?>
+<?mso-contentType ?>
+<spe:Receivers xmlns:spe="http://schemas.microsoft.com/sharepoint/events">
+  <Receiver>
+    <Name>Document ID Generator</Name>
+    <Synchronization>Synchronous</Synchronization>
+    <Type>10001</Type>
+    <SequenceNumber>1000</SequenceNumber>
+    <Url/>
+    <Assembly>Microsoft.Office.DocumentManagement, Version=16.0.0.0, Culture=neutral, PublicKeyToken=71e9bce111e9429c</Assembly>
+    <Class>Microsoft.Office.DocumentManagement.Internal.DocIdHandler</Class>
+    <Data/>
+    <Filter/>
+  </Receiver>
+  <Receiver>
+    <Name>Document ID Generator</Name>
+    <Synchronization>Synchronous</Synchronization>
+    <Type>10002</Type>
+    <SequenceNumber>1001</SequenceNumber>
+    <Url/>
+    <Assembly>Microsoft.Office.DocumentManagement, Version=16.0.0.0, Culture=neutral, PublicKeyToken=71e9bce111e9429c</Assembly>
+    <Class>Microsoft.Office.DocumentManagement.Internal.DocIdHandler</Class>
+    <Data/>
+    <Filter/>
+  </Receiver>
+  <Receiver>
+    <Name>Document ID Generator</Name>
+    <Synchronization>Synchronous</Synchronization>
+    <Type>10004</Type>
+    <SequenceNumber>1002</SequenceNumber>
+    <Url/>
+    <Assembly>Microsoft.Office.DocumentManagement, Version=16.0.0.0, Culture=neutral, PublicKeyToken=71e9bce111e9429c</Assembly>
+    <Class>Microsoft.Office.DocumentManagement.Internal.DocIdHandler</Class>
+    <Data/>
+    <Filter/>
+  </Receiver>
+  <Receiver>
+    <Name>Document ID Generator</Name>
+    <Synchronization>Synchronous</Synchronization>
+    <Type>10006</Type>
+    <SequenceNumber>1003</SequenceNumber>
+    <Url/>
+    <Assembly>Microsoft.Office.DocumentManagement, Version=16.0.0.0, Culture=neutral, PublicKeyToken=71e9bce111e9429c</Assembly>
+    <Class>Microsoft.Office.DocumentManagement.Internal.DocIdHandler</Class>
+    <Data/>
+    <Filter/>
+  </Receiver>
+</spe:Receivers>
+</file>
+
+<file path=customXml/item2.xml><?xml version="1.0" encoding="utf-8"?>
+<p:properties xmlns:p="http://schemas.microsoft.com/office/2006/metadata/properties" xmlns:xsi="http://www.w3.org/2001/XMLSchema-instance" xmlns:pc="http://schemas.microsoft.com/office/infopath/2007/PartnerControls">
+  <documentManagement>
+    <_dlc_DocId xmlns="7e44ac09-bc23-4ad2-b3b1-525f194f6163">NE4WTHHXSH2T-383201521-5</_dlc_DocId>
+    <_dlc_DocIdUrl xmlns="7e44ac09-bc23-4ad2-b3b1-525f194f6163">
+      <Url>https://tgmwien.sharepoint.com/teams/HIT/ITP/_layouts/15/DocIdRedir.aspx?ID=NE4WTHHXSH2T-383201521-5</Url>
+      <Description>NE4WTHHXSH2T-383201521-5</Description>
+    </_dlc_DocIdUrl>
+    <lcf76f155ced4ddcb4097134ff3c332f xmlns="b23f8e17-cb0f-48a9-8bdc-f1f463d94a38">
+      <Terms xmlns="http://schemas.microsoft.com/office/infopath/2007/PartnerControls"/>
+    </lcf76f155ced4ddcb4097134ff3c332f>
+    <TaxCatchAll xmlns="7e44ac09-bc23-4ad2-b3b1-525f194f6163" xsi:nil="true"/>
+  </documentManagement>
+</p:properties>
+</file>
+
+<file path=customXml/item3.xml><?xml version="1.0" encoding="utf-8"?>
+<?mso-contentType ?>
+<FormTemplates xmlns="http://schemas.microsoft.com/sharepoint/v3/contenttype/forms">
+  <Display>DocumentLibraryForm</Display>
+  <Edit>DocumentLibraryForm</Edit>
+  <New>DocumentLibraryForm</New>
+</FormTemplates>
+</file>
+
+<file path=customXml/item4.xml><?xml version="1.0" encoding="utf-8"?>
 <ct:contentTypeSchema xmlns:ct="http://schemas.microsoft.com/office/2006/metadata/contentType" xmlns:ma="http://schemas.microsoft.com/office/2006/metadata/properties/metaAttributes" ct:_="" ma:_="" ma:contentTypeName="Dokument" ma:contentTypeID="0x0101006AD1E23805B1874D9B0F4BD93B4AEA61" ma:contentTypeVersion="14" ma:contentTypeDescription="Ein neues Dokument erstellen." ma:contentTypeScope="" ma:versionID="bd6122235f3d4c70d68f286e46ff5948">
   <xsd:schema xmlns:xsd="http://www.w3.org/2001/XMLSchema" xmlns:xs="http://www.w3.org/2001/XMLSchema" xmlns:p="http://schemas.microsoft.com/office/2006/metadata/properties" xmlns:ns2="7e44ac09-bc23-4ad2-b3b1-525f194f6163" xmlns:ns3="b23f8e17-cb0f-48a9-8bdc-f1f463d94a38" targetNamespace="http://schemas.microsoft.com/office/2006/metadata/properties" ma:root="true" ma:fieldsID="220f280748f37f7e9852ace5a9813811" ns2:_="" ns3:_="">
     <xsd:import namespace="7e44ac09-bc23-4ad2-b3b1-525f194f6163"/>
@@ -6773,82 +6841,34 @@
 </ct:contentTypeSchema>
 </file>
 
-<file path=customXml/item2.xml><?xml version="1.0" encoding="utf-8"?>
-<?mso-contentType ?>
-<FormTemplates xmlns="http://schemas.microsoft.com/sharepoint/v3/contenttype/forms">
-  <Display>DocumentLibraryForm</Display>
-  <Edit>DocumentLibraryForm</Edit>
-  <New>DocumentLibraryForm</New>
-</FormTemplates>
+<file path=customXml/itemProps1.xml><?xml version="1.0" encoding="utf-8"?>
+<ds:datastoreItem xmlns:ds="http://schemas.openxmlformats.org/officeDocument/2006/customXml" ds:itemID="{79776E2A-95D3-4509-AA2C-DD183CD21A3A}">
+  <ds:schemaRefs>
+    <ds:schemaRef ds:uri="http://schemas.microsoft.com/sharepoint/events"/>
+  </ds:schemaRefs>
+</ds:datastoreItem>
 </file>
 
-<file path=customXml/item3.xml><?xml version="1.0" encoding="utf-8"?>
-<p:properties xmlns:p="http://schemas.microsoft.com/office/2006/metadata/properties" xmlns:xsi="http://www.w3.org/2001/XMLSchema-instance" xmlns:pc="http://schemas.microsoft.com/office/infopath/2007/PartnerControls">
-  <documentManagement>
-    <_dlc_DocId xmlns="7e44ac09-bc23-4ad2-b3b1-525f194f6163">NE4WTHHXSH2T-383201521-5</_dlc_DocId>
-    <_dlc_DocIdUrl xmlns="7e44ac09-bc23-4ad2-b3b1-525f194f6163">
-      <Url>https://tgmwien.sharepoint.com/teams/HIT/ITP/_layouts/15/DocIdRedir.aspx?ID=NE4WTHHXSH2T-383201521-5</Url>
-      <Description>NE4WTHHXSH2T-383201521-5</Description>
-    </_dlc_DocIdUrl>
-    <lcf76f155ced4ddcb4097134ff3c332f xmlns="b23f8e17-cb0f-48a9-8bdc-f1f463d94a38">
-      <Terms xmlns="http://schemas.microsoft.com/office/infopath/2007/PartnerControls"/>
-    </lcf76f155ced4ddcb4097134ff3c332f>
-    <TaxCatchAll xmlns="7e44ac09-bc23-4ad2-b3b1-525f194f6163" xsi:nil="true"/>
-  </documentManagement>
-</p:properties>
+<file path=customXml/itemProps2.xml><?xml version="1.0" encoding="utf-8"?>
+<ds:datastoreItem xmlns:ds="http://schemas.openxmlformats.org/officeDocument/2006/customXml" ds:itemID="{B0D36F5B-839D-4D6F-8A22-D52A5D60E256}">
+  <ds:schemaRefs>
+    <ds:schemaRef ds:uri="http://schemas.microsoft.com/office/2006/metadata/properties"/>
+    <ds:schemaRef ds:uri="http://schemas.microsoft.com/office/infopath/2007/PartnerControls"/>
+    <ds:schemaRef ds:uri="7e44ac09-bc23-4ad2-b3b1-525f194f6163"/>
+    <ds:schemaRef ds:uri="b23f8e17-cb0f-48a9-8bdc-f1f463d94a38"/>
+  </ds:schemaRefs>
+</ds:datastoreItem>
 </file>
 
-<file path=customXml/item4.xml><?xml version="1.0" encoding="utf-8"?>
-<?mso-contentType ?>
-<spe:Receivers xmlns:spe="http://schemas.microsoft.com/sharepoint/events">
-  <Receiver>
-    <Name>Document ID Generator</Name>
-    <Synchronization>Synchronous</Synchronization>
-    <Type>10001</Type>
-    <SequenceNumber>1000</SequenceNumber>
-    <Url/>
-    <Assembly>Microsoft.Office.DocumentManagement, Version=16.0.0.0, Culture=neutral, PublicKeyToken=71e9bce111e9429c</Assembly>
-    <Class>Microsoft.Office.DocumentManagement.Internal.DocIdHandler</Class>
-    <Data/>
-    <Filter/>
-  </Receiver>
-  <Receiver>
-    <Name>Document ID Generator</Name>
-    <Synchronization>Synchronous</Synchronization>
-    <Type>10002</Type>
-    <SequenceNumber>1001</SequenceNumber>
-    <Url/>
-    <Assembly>Microsoft.Office.DocumentManagement, Version=16.0.0.0, Culture=neutral, PublicKeyToken=71e9bce111e9429c</Assembly>
-    <Class>Microsoft.Office.DocumentManagement.Internal.DocIdHandler</Class>
-    <Data/>
-    <Filter/>
-  </Receiver>
-  <Receiver>
-    <Name>Document ID Generator</Name>
-    <Synchronization>Synchronous</Synchronization>
-    <Type>10004</Type>
-    <SequenceNumber>1002</SequenceNumber>
-    <Url/>
-    <Assembly>Microsoft.Office.DocumentManagement, Version=16.0.0.0, Culture=neutral, PublicKeyToken=71e9bce111e9429c</Assembly>
-    <Class>Microsoft.Office.DocumentManagement.Internal.DocIdHandler</Class>
-    <Data/>
-    <Filter/>
-  </Receiver>
-  <Receiver>
-    <Name>Document ID Generator</Name>
-    <Synchronization>Synchronous</Synchronization>
-    <Type>10006</Type>
-    <SequenceNumber>1003</SequenceNumber>
-    <Url/>
-    <Assembly>Microsoft.Office.DocumentManagement, Version=16.0.0.0, Culture=neutral, PublicKeyToken=71e9bce111e9429c</Assembly>
-    <Class>Microsoft.Office.DocumentManagement.Internal.DocIdHandler</Class>
-    <Data/>
-    <Filter/>
-  </Receiver>
-</spe:Receivers>
+<file path=customXml/itemProps3.xml><?xml version="1.0" encoding="utf-8"?>
+<ds:datastoreItem xmlns:ds="http://schemas.openxmlformats.org/officeDocument/2006/customXml" ds:itemID="{B7132FFC-1EBC-49BE-8D77-91D80277645B}">
+  <ds:schemaRefs>
+    <ds:schemaRef ds:uri="http://schemas.microsoft.com/sharepoint/v3/contenttype/forms"/>
+  </ds:schemaRefs>
+</ds:datastoreItem>
 </file>
 
-<file path=customXml/itemProps1.xml><?xml version="1.0" encoding="utf-8"?>
+<file path=customXml/itemProps4.xml><?xml version="1.0" encoding="utf-8"?>
 <ds:datastoreItem xmlns:ds="http://schemas.openxmlformats.org/officeDocument/2006/customXml" ds:itemID="{3A4CE90C-E549-4BF2-AB96-2410BA3AB021}">
   <ds:schemaRefs>
     <ds:schemaRef ds:uri="http://schemas.microsoft.com/office/2006/metadata/contentType"/>
@@ -6865,31 +6885,4 @@
     <ds:schemaRef ds:uri="http://schemas.microsoft.com/internal/obd"/>
   </ds:schemaRefs>
 </ds:datastoreItem>
-</file>
-
-<file path=customXml/itemProps2.xml><?xml version="1.0" encoding="utf-8"?>
-<ds:datastoreItem xmlns:ds="http://schemas.openxmlformats.org/officeDocument/2006/customXml" ds:itemID="{B7132FFC-1EBC-49BE-8D77-91D80277645B}">
-  <ds:schemaRefs>
-    <ds:schemaRef ds:uri="http://schemas.microsoft.com/sharepoint/v3/contenttype/forms"/>
-  </ds:schemaRefs>
-</ds:datastoreItem>
-</file>
-
-<file path=customXml/itemProps3.xml><?xml version="1.0" encoding="utf-8"?>
-<ds:datastoreItem xmlns:ds="http://schemas.openxmlformats.org/officeDocument/2006/customXml" ds:itemID="{B0D36F5B-839D-4D6F-8A22-D52A5D60E256}">
-  <ds:schemaRefs>
-    <ds:schemaRef ds:uri="http://schemas.microsoft.com/office/2006/metadata/properties"/>
-    <ds:schemaRef ds:uri="http://schemas.microsoft.com/office/infopath/2007/PartnerControls"/>
-    <ds:schemaRef ds:uri="7e44ac09-bc23-4ad2-b3b1-525f194f6163"/>
-    <ds:schemaRef ds:uri="b23f8e17-cb0f-48a9-8bdc-f1f463d94a38"/>
-  </ds:schemaRefs>
-</ds:datastoreItem>
-</file>
-
-<file path=customXml/itemProps4.xml><?xml version="1.0" encoding="utf-8"?>
-<ds:datastoreItem xmlns:ds="http://schemas.openxmlformats.org/officeDocument/2006/customXml" ds:itemID="{79776E2A-95D3-4509-AA2C-DD183CD21A3A}">
-  <ds:schemaRefs>
-    <ds:schemaRef ds:uri="http://schemas.microsoft.com/sharepoint/events"/>
-  </ds:schemaRefs>
-</ds:datastoreItem>
 </file>
--- a/Projektantrag.docx
+++ b/Projektantrag.docx
@@ -398,21 +398,12 @@
                 <w:bCs/>
               </w:rPr>
             </w:pPr>
-            <w:proofErr w:type="spellStart"/>
-            <w:r>
-              <w:rPr>
-                <w:b/>
-                <w:bCs/>
-              </w:rPr>
-              <w:t>ProjektmanagerIn</w:t>
-            </w:r>
-            <w:proofErr w:type="spellEnd"/>
-            <w:r>
-              <w:rPr>
-                <w:b/>
-                <w:bCs/>
-              </w:rPr>
-              <w:t>:</w:t>
+            <w:r>
+              <w:rPr>
+                <w:b/>
+                <w:bCs/>
+              </w:rPr>
+              <w:t>ProjektmanagerIn:</w:t>
             </w:r>
           </w:p>
         </w:tc>
@@ -444,21 +435,12 @@
                 <w:bCs/>
               </w:rPr>
             </w:pPr>
-            <w:proofErr w:type="spellStart"/>
-            <w:r>
-              <w:rPr>
-                <w:b/>
-                <w:bCs/>
-              </w:rPr>
-              <w:t>ProjektauftraggeberIn</w:t>
-            </w:r>
-            <w:proofErr w:type="spellEnd"/>
-            <w:r>
-              <w:rPr>
-                <w:b/>
-                <w:bCs/>
-              </w:rPr>
-              <w:t>:</w:t>
+            <w:r>
+              <w:rPr>
+                <w:b/>
+                <w:bCs/>
+              </w:rPr>
+              <w:t>ProjektauftraggeberIn:</w:t>
             </w:r>
           </w:p>
         </w:tc>
@@ -885,91 +867,91 @@
               <w:rPr>
                 <w:lang w:val="de-AT"/>
               </w:rPr>
-              <w:t xml:space="preserve"> </w:t>
+              <w:t xml:space="preserve"> mit gezielter Werbung </w:t>
             </w:r>
             <w:r>
               <w:rPr>
                 <w:lang w:val="de-AT"/>
               </w:rPr>
-              <w:t>mit gezielter Werbung</w:t>
+              <w:t>auf Duolingo weiterzuleiten</w:t>
             </w:r>
             <w:r>
               <w:rPr>
                 <w:lang w:val="de-AT"/>
               </w:rPr>
-              <w:t xml:space="preserve"> </w:t>
+              <w:t xml:space="preserve">. </w:t>
             </w:r>
             <w:r>
               <w:rPr>
                 <w:lang w:val="de-AT"/>
               </w:rPr>
-              <w:t>auf Duolingo weiterzuleiten</w:t>
+              <w:t xml:space="preserve">Dadurch </w:t>
             </w:r>
             <w:r>
               <w:rPr>
                 <w:lang w:val="de-AT"/>
               </w:rPr>
-              <w:t xml:space="preserve">. </w:t>
+              <w:t xml:space="preserve">sollen </w:t>
             </w:r>
             <w:r>
               <w:rPr>
                 <w:lang w:val="de-AT"/>
               </w:rPr>
-              <w:t xml:space="preserve">Dadurch </w:t>
+              <w:t xml:space="preserve">1500 </w:t>
             </w:r>
             <w:r>
               <w:rPr>
                 <w:lang w:val="de-AT"/>
               </w:rPr>
-              <w:t xml:space="preserve">sollen </w:t>
+              <w:t>die</w:t>
             </w:r>
             <w:r>
               <w:rPr>
                 <w:lang w:val="de-AT"/>
               </w:rPr>
-              <w:t xml:space="preserve">1500 </w:t>
+              <w:t>ser</w:t>
             </w:r>
             <w:r>
               <w:rPr>
                 <w:lang w:val="de-AT"/>
               </w:rPr>
-              <w:t>die</w:t>
+              <w:t xml:space="preserve"> Nutzer</w:t>
             </w:r>
             <w:r>
               <w:rPr>
                 <w:lang w:val="de-AT"/>
               </w:rPr>
-              <w:t>ser</w:t>
+              <w:t xml:space="preserve"> im Zeitraum von</w:t>
             </w:r>
             <w:r>
               <w:rPr>
                 <w:lang w:val="de-AT"/>
               </w:rPr>
-              <w:t xml:space="preserve"> Nutzer</w:t>
+              <w:t xml:space="preserve"> 1 </w:t>
             </w:r>
             <w:r>
               <w:rPr>
                 <w:lang w:val="de-AT"/>
               </w:rPr>
-              <w:t xml:space="preserve"> im Zeitraum von</w:t>
+              <w:t>Monat auf</w:t>
             </w:r>
             <w:r>
               <w:rPr>
                 <w:lang w:val="de-AT"/>
               </w:rPr>
-              <w:t xml:space="preserve"> 1 </w:t>
+              <w:t xml:space="preserve"> Duolingo ein Abo </w:t>
             </w:r>
             <w:r>
               <w:rPr>
                 <w:lang w:val="de-AT"/>
               </w:rPr>
-              <w:t>Monat auf</w:t>
+              <w:t>abschließen</w:t>
             </w:r>
             <w:r>
               <w:rPr>
                 <w:lang w:val="de-AT"/>
               </w:rPr>
-              <w:t xml:space="preserve"> Duolingo ein Abo kaufen.</w:t>
+              <w:t>.</w:t>
             </w:r>
           </w:p>
         </w:tc>
@@ -1974,23 +1956,7 @@
                 <w:b/>
                 <w:bCs/>
               </w:rPr>
-              <w:t xml:space="preserve">Summe </w:t>
-            </w:r>
-            <w:proofErr w:type="spellStart"/>
-            <w:r>
-              <w:rPr>
-                <w:b/>
-                <w:bCs/>
-              </w:rPr>
-              <w:t>Pers.kosten</w:t>
-            </w:r>
-            <w:proofErr w:type="spellEnd"/>
-            <w:r>
-              <w:rPr>
-                <w:b/>
-                <w:bCs/>
-              </w:rPr>
-              <w:t>:</w:t>
+              <w:t>Summe Pers.kosten:</w:t>
             </w:r>
           </w:p>
         </w:tc>
@@ -2031,21 +1997,12 @@
                 <w:bCs/>
               </w:rPr>
             </w:pPr>
-            <w:proofErr w:type="spellStart"/>
-            <w:r>
-              <w:rPr>
-                <w:b/>
-                <w:bCs/>
-              </w:rPr>
-              <w:t>Ausgabewirks</w:t>
-            </w:r>
-            <w:proofErr w:type="spellEnd"/>
-            <w:r>
-              <w:rPr>
-                <w:b/>
-                <w:bCs/>
-              </w:rPr>
-              <w:t>. Kosten:</w:t>
+            <w:r>
+              <w:rPr>
+                <w:b/>
+                <w:bCs/>
+              </w:rPr>
+              <w:t>Ausgabewirks. Kosten:</w:t>
             </w:r>
           </w:p>
         </w:tc>
@@ -6521,81 +6478,6 @@
 </file>
 
 <file path=customXml/item1.xml><?xml version="1.0" encoding="utf-8"?>
-<?mso-contentType ?>
-<spe:Receivers xmlns:spe="http://schemas.microsoft.com/sharepoint/events">
-  <Receiver>
-    <Name>Document ID Generator</Name>
-    <Synchronization>Synchronous</Synchronization>
-    <Type>10001</Type>
-    <SequenceNumber>1000</SequenceNumber>
-    <Url/>
-    <Assembly>Microsoft.Office.DocumentManagement, Version=16.0.0.0, Culture=neutral, PublicKeyToken=71e9bce111e9429c</Assembly>
-    <Class>Microsoft.Office.DocumentManagement.Internal.DocIdHandler</Class>
-    <Data/>
-    <Filter/>
-  </Receiver>
-  <Receiver>
-    <Name>Document ID Generator</Name>
-    <Synchronization>Synchronous</Synchronization>
-    <Type>10002</Type>
-    <SequenceNumber>1001</SequenceNumber>
-    <Url/>
-    <Assembly>Microsoft.Office.DocumentManagement, Version=16.0.0.0, Culture=neutral, PublicKeyToken=71e9bce111e9429c</Assembly>
-    <Class>Microsoft.Office.DocumentManagement.Internal.DocIdHandler</Class>
-    <Data/>
-    <Filter/>
-  </Receiver>
-  <Receiver>
-    <Name>Document ID Generator</Name>
-    <Synchronization>Synchronous</Synchronization>
-    <Type>10004</Type>
-    <SequenceNumber>1002</SequenceNumber>
-    <Url/>
-    <Assembly>Microsoft.Office.DocumentManagement, Version=16.0.0.0, Culture=neutral, PublicKeyToken=71e9bce111e9429c</Assembly>
-    <Class>Microsoft.Office.DocumentManagement.Internal.DocIdHandler</Class>
-    <Data/>
-    <Filter/>
-  </Receiver>
-  <Receiver>
-    <Name>Document ID Generator</Name>
-    <Synchronization>Synchronous</Synchronization>
-    <Type>10006</Type>
-    <SequenceNumber>1003</SequenceNumber>
-    <Url/>
-    <Assembly>Microsoft.Office.DocumentManagement, Version=16.0.0.0, Culture=neutral, PublicKeyToken=71e9bce111e9429c</Assembly>
-    <Class>Microsoft.Office.DocumentManagement.Internal.DocIdHandler</Class>
-    <Data/>
-    <Filter/>
-  </Receiver>
-</spe:Receivers>
-</file>
-
-<file path=customXml/item2.xml><?xml version="1.0" encoding="utf-8"?>
-<p:properties xmlns:p="http://schemas.microsoft.com/office/2006/metadata/properties" xmlns:xsi="http://www.w3.org/2001/XMLSchema-instance" xmlns:pc="http://schemas.microsoft.com/office/infopath/2007/PartnerControls">
-  <documentManagement>
-    <_dlc_DocId xmlns="7e44ac09-bc23-4ad2-b3b1-525f194f6163">NE4WTHHXSH2T-383201521-5</_dlc_DocId>
-    <_dlc_DocIdUrl xmlns="7e44ac09-bc23-4ad2-b3b1-525f194f6163">
-      <Url>https://tgmwien.sharepoint.com/teams/HIT/ITP/_layouts/15/DocIdRedir.aspx?ID=NE4WTHHXSH2T-383201521-5</Url>
-      <Description>NE4WTHHXSH2T-383201521-5</Description>
-    </_dlc_DocIdUrl>
-    <lcf76f155ced4ddcb4097134ff3c332f xmlns="b23f8e17-cb0f-48a9-8bdc-f1f463d94a38">
-      <Terms xmlns="http://schemas.microsoft.com/office/infopath/2007/PartnerControls"/>
-    </lcf76f155ced4ddcb4097134ff3c332f>
-    <TaxCatchAll xmlns="7e44ac09-bc23-4ad2-b3b1-525f194f6163" xsi:nil="true"/>
-  </documentManagement>
-</p:properties>
-</file>
-
-<file path=customXml/item3.xml><?xml version="1.0" encoding="utf-8"?>
-<?mso-contentType ?>
-<FormTemplates xmlns="http://schemas.microsoft.com/sharepoint/v3/contenttype/forms">
-  <Display>DocumentLibraryForm</Display>
-  <Edit>DocumentLibraryForm</Edit>
-  <New>DocumentLibraryForm</New>
-</FormTemplates>
-</file>
-
-<file path=customXml/item4.xml><?xml version="1.0" encoding="utf-8"?>
 <ct:contentTypeSchema xmlns:ct="http://schemas.microsoft.com/office/2006/metadata/contentType" xmlns:ma="http://schemas.microsoft.com/office/2006/metadata/properties/metaAttributes" ct:_="" ma:_="" ma:contentTypeName="Dokument" ma:contentTypeID="0x0101006AD1E23805B1874D9B0F4BD93B4AEA61" ma:contentTypeVersion="14" ma:contentTypeDescription="Ein neues Dokument erstellen." ma:contentTypeScope="" ma:versionID="bd6122235f3d4c70d68f286e46ff5948">
   <xsd:schema xmlns:xsd="http://www.w3.org/2001/XMLSchema" xmlns:xs="http://www.w3.org/2001/XMLSchema" xmlns:p="http://schemas.microsoft.com/office/2006/metadata/properties" xmlns:ns2="7e44ac09-bc23-4ad2-b3b1-525f194f6163" xmlns:ns3="b23f8e17-cb0f-48a9-8bdc-f1f463d94a38" targetNamespace="http://schemas.microsoft.com/office/2006/metadata/properties" ma:root="true" ma:fieldsID="220f280748f37f7e9852ace5a9813811" ns2:_="" ns3:_="">
     <xsd:import namespace="7e44ac09-bc23-4ad2-b3b1-525f194f6163"/>
@@ -6841,34 +6723,82 @@
 </ct:contentTypeSchema>
 </file>
 
-<file path=customXml/itemProps1.xml><?xml version="1.0" encoding="utf-8"?>
-<ds:datastoreItem xmlns:ds="http://schemas.openxmlformats.org/officeDocument/2006/customXml" ds:itemID="{79776E2A-95D3-4509-AA2C-DD183CD21A3A}">
-  <ds:schemaRefs>
-    <ds:schemaRef ds:uri="http://schemas.microsoft.com/sharepoint/events"/>
-  </ds:schemaRefs>
-</ds:datastoreItem>
+<file path=customXml/item2.xml><?xml version="1.0" encoding="utf-8"?>
+<?mso-contentType ?>
+<FormTemplates xmlns="http://schemas.microsoft.com/sharepoint/v3/contenttype/forms">
+  <Display>DocumentLibraryForm</Display>
+  <Edit>DocumentLibraryForm</Edit>
+  <New>DocumentLibraryForm</New>
+</FormTemplates>
 </file>
 
-<file path=customXml/itemProps2.xml><?xml version="1.0" encoding="utf-8"?>
-<ds:datastoreItem xmlns:ds="http://schemas.openxmlformats.org/officeDocument/2006/customXml" ds:itemID="{B0D36F5B-839D-4D6F-8A22-D52A5D60E256}">
-  <ds:schemaRefs>
-    <ds:schemaRef ds:uri="http://schemas.microsoft.com/office/2006/metadata/properties"/>
-    <ds:schemaRef ds:uri="http://schemas.microsoft.com/office/infopath/2007/PartnerControls"/>
-    <ds:schemaRef ds:uri="7e44ac09-bc23-4ad2-b3b1-525f194f6163"/>
-    <ds:schemaRef ds:uri="b23f8e17-cb0f-48a9-8bdc-f1f463d94a38"/>
-  </ds:schemaRefs>
-</ds:datastoreItem>
+<file path=customXml/item3.xml><?xml version="1.0" encoding="utf-8"?>
+<p:properties xmlns:p="http://schemas.microsoft.com/office/2006/metadata/properties" xmlns:xsi="http://www.w3.org/2001/XMLSchema-instance" xmlns:pc="http://schemas.microsoft.com/office/infopath/2007/PartnerControls">
+  <documentManagement>
+    <_dlc_DocId xmlns="7e44ac09-bc23-4ad2-b3b1-525f194f6163">NE4WTHHXSH2T-383201521-5</_dlc_DocId>
+    <_dlc_DocIdUrl xmlns="7e44ac09-bc23-4ad2-b3b1-525f194f6163">
+      <Url>https://tgmwien.sharepoint.com/teams/HIT/ITP/_layouts/15/DocIdRedir.aspx?ID=NE4WTHHXSH2T-383201521-5</Url>
+      <Description>NE4WTHHXSH2T-383201521-5</Description>
+    </_dlc_DocIdUrl>
+    <lcf76f155ced4ddcb4097134ff3c332f xmlns="b23f8e17-cb0f-48a9-8bdc-f1f463d94a38">
+      <Terms xmlns="http://schemas.microsoft.com/office/infopath/2007/PartnerControls"/>
+    </lcf76f155ced4ddcb4097134ff3c332f>
+    <TaxCatchAll xmlns="7e44ac09-bc23-4ad2-b3b1-525f194f6163" xsi:nil="true"/>
+  </documentManagement>
+</p:properties>
 </file>
 
-<file path=customXml/itemProps3.xml><?xml version="1.0" encoding="utf-8"?>
-<ds:datastoreItem xmlns:ds="http://schemas.openxmlformats.org/officeDocument/2006/customXml" ds:itemID="{B7132FFC-1EBC-49BE-8D77-91D80277645B}">
-  <ds:schemaRefs>
-    <ds:schemaRef ds:uri="http://schemas.microsoft.com/sharepoint/v3/contenttype/forms"/>
-  </ds:schemaRefs>
-</ds:datastoreItem>
+<file path=customXml/item4.xml><?xml version="1.0" encoding="utf-8"?>
+<?mso-contentType ?>
+<spe:Receivers xmlns:spe="http://schemas.microsoft.com/sharepoint/events">
+  <Receiver>
+    <Name>Document ID Generator</Name>
+    <Synchronization>Synchronous</Synchronization>
+    <Type>10001</Type>
+    <SequenceNumber>1000</SequenceNumber>
+    <Url/>
+    <Assembly>Microsoft.Office.DocumentManagement, Version=16.0.0.0, Culture=neutral, PublicKeyToken=71e9bce111e9429c</Assembly>
+    <Class>Microsoft.Office.DocumentManagement.Internal.DocIdHandler</Class>
+    <Data/>
+    <Filter/>
+  </Receiver>
+  <Receiver>
+    <Name>Document ID Generator</Name>
+    <Synchronization>Synchronous</Synchronization>
+    <Type>10002</Type>
+    <SequenceNumber>1001</SequenceNumber>
+    <Url/>
+    <Assembly>Microsoft.Office.DocumentManagement, Version=16.0.0.0, Culture=neutral, PublicKeyToken=71e9bce111e9429c</Assembly>
+    <Class>Microsoft.Office.DocumentManagement.Internal.DocIdHandler</Class>
+    <Data/>
+    <Filter/>
+  </Receiver>
+  <Receiver>
+    <Name>Document ID Generator</Name>
+    <Synchronization>Synchronous</Synchronization>
+    <Type>10004</Type>
+    <SequenceNumber>1002</SequenceNumber>
+    <Url/>
+    <Assembly>Microsoft.Office.DocumentManagement, Version=16.0.0.0, Culture=neutral, PublicKeyToken=71e9bce111e9429c</Assembly>
+    <Class>Microsoft.Office.DocumentManagement.Internal.DocIdHandler</Class>
+    <Data/>
+    <Filter/>
+  </Receiver>
+  <Receiver>
+    <Name>Document ID Generator</Name>
+    <Synchronization>Synchronous</Synchronization>
+    <Type>10006</Type>
+    <SequenceNumber>1003</SequenceNumber>
+    <Url/>
+    <Assembly>Microsoft.Office.DocumentManagement, Version=16.0.0.0, Culture=neutral, PublicKeyToken=71e9bce111e9429c</Assembly>
+    <Class>Microsoft.Office.DocumentManagement.Internal.DocIdHandler</Class>
+    <Data/>
+    <Filter/>
+  </Receiver>
+</spe:Receivers>
 </file>
 
-<file path=customXml/itemProps4.xml><?xml version="1.0" encoding="utf-8"?>
+<file path=customXml/itemProps1.xml><?xml version="1.0" encoding="utf-8"?>
 <ds:datastoreItem xmlns:ds="http://schemas.openxmlformats.org/officeDocument/2006/customXml" ds:itemID="{3A4CE90C-E549-4BF2-AB96-2410BA3AB021}">
   <ds:schemaRefs>
     <ds:schemaRef ds:uri="http://schemas.microsoft.com/office/2006/metadata/contentType"/>
@@ -6885,4 +6815,31 @@
     <ds:schemaRef ds:uri="http://schemas.microsoft.com/internal/obd"/>
   </ds:schemaRefs>
 </ds:datastoreItem>
+</file>
+
+<file path=customXml/itemProps2.xml><?xml version="1.0" encoding="utf-8"?>
+<ds:datastoreItem xmlns:ds="http://schemas.openxmlformats.org/officeDocument/2006/customXml" ds:itemID="{B7132FFC-1EBC-49BE-8D77-91D80277645B}">
+  <ds:schemaRefs>
+    <ds:schemaRef ds:uri="http://schemas.microsoft.com/sharepoint/v3/contenttype/forms"/>
+  </ds:schemaRefs>
+</ds:datastoreItem>
+</file>
+
+<file path=customXml/itemProps3.xml><?xml version="1.0" encoding="utf-8"?>
+<ds:datastoreItem xmlns:ds="http://schemas.openxmlformats.org/officeDocument/2006/customXml" ds:itemID="{B0D36F5B-839D-4D6F-8A22-D52A5D60E256}">
+  <ds:schemaRefs>
+    <ds:schemaRef ds:uri="http://schemas.microsoft.com/office/2006/metadata/properties"/>
+    <ds:schemaRef ds:uri="http://schemas.microsoft.com/office/infopath/2007/PartnerControls"/>
+    <ds:schemaRef ds:uri="7e44ac09-bc23-4ad2-b3b1-525f194f6163"/>
+    <ds:schemaRef ds:uri="b23f8e17-cb0f-48a9-8bdc-f1f463d94a38"/>
+  </ds:schemaRefs>
+</ds:datastoreItem>
+</file>
+
+<file path=customXml/itemProps4.xml><?xml version="1.0" encoding="utf-8"?>
+<ds:datastoreItem xmlns:ds="http://schemas.openxmlformats.org/officeDocument/2006/customXml" ds:itemID="{79776E2A-95D3-4509-AA2C-DD183CD21A3A}">
+  <ds:schemaRefs>
+    <ds:schemaRef ds:uri="http://schemas.microsoft.com/sharepoint/events"/>
+  </ds:schemaRefs>
+</ds:datastoreItem>
 </file>